--- a/CV_Martin_Hristov.docx
+++ b/CV_Martin_Hristov.docx
@@ -80,7 +80,7 @@
         <w:br w:type="textWrapping"/>
         <w:t xml:space="preserve">LinkedIn: </w:t>
       </w:r>
-      <w:hyperlink r:id="rId6">
+      <w:hyperlink r:id="rId7">
         <w:r>
           <w:rPr>
             <w:color w:val="1155cc"/>
@@ -99,7 +99,7 @@
         <w:br w:type="textWrapping"/>
         <w:t xml:space="preserve">GitHub: </w:t>
       </w:r>
-      <w:hyperlink r:id="rId7">
+      <w:hyperlink r:id="rId8">
         <w:r>
           <w:rPr>
             <w:color w:val="1155cc"/>
@@ -1047,11 +1047,6 @@
               </w:rPr>
               <w:t xml:space="preserve">Messaging &amp; Event Streaming </w:t>
             </w:r>
-            <w:r>
-              <w:rPr>
-                <w:rtl w:val="0"/>
-              </w:rPr>
-            </w:r>
           </w:p>
           <w:p>
             <w:pPr>
@@ -1111,11 +1106,6 @@
               </w:rPr>
               <w:t xml:space="preserve">RabbitMQ, Apache Kafka </w:t>
             </w:r>
-            <w:r>
-              <w:rPr>
-                <w:rtl w:val="0"/>
-              </w:rPr>
-            </w:r>
           </w:p>
         </w:tc>
       </w:tr>
@@ -1410,7 +1400,7 @@
           <w:color w:val="374151"/>
           <w:rtl w:val="0"/>
         </w:rPr>
-        <w:t xml:space="preserve">Cloud Software Engineer  |  August 2021 – July 2022</w:t>
+        <w:t xml:space="preserve">Cloud Software Engineer  |  August 2021 – March 2026</w:t>
       </w:r>
     </w:p>
     <w:p>
@@ -2298,6 +2288,28 @@
       <w:szCs w:val="52"/>
     </w:rPr>
   </w:style>
+  <w:style w:type="table" w:styleId="TableNormal" w:default="1">
+    <w:name w:val="TableNormal"/>
+    <w:tblPr>
+      <w:tblCellMar>
+        <w:top w:w="100.0" w:type="dxa"/>
+        <w:left w:w="100.0" w:type="dxa"/>
+        <w:bottom w:w="100.0" w:type="dxa"/>
+        <w:right w:w="100.0" w:type="dxa"/>
+      </w:tblCellMar>
+    </w:tblPr>
+  </w:style>
+  <w:style w:type="paragraph" w:styleId="Normal" w:default="1">
+    <w:name w:val="normal"/>
+  </w:style>
+  <w:style w:type="table" w:styleId="Table1">
+    <w:basedOn w:val="TableNormal"/>
+    <w:tblPr>
+      <w:tblStyleRowBandSize w:val="1"/>
+      <w:tblStyleColBandSize w:val="1"/>
+      <w:tblCellMar/>
+    </w:tblPr>
+  </w:style>
   <w:style w:type="paragraph" w:styleId="Subtitle">
     <w:name w:val="Subtitle"/>
     <w:basedOn w:val="Normal"/>
@@ -2322,7 +2334,12 @@
     <w:tblPr>
       <w:tblStyleRowBandSize w:val="1"/>
       <w:tblStyleColBandSize w:val="1"/>
-      <w:tblCellMar/>
+      <w:tblCellMar>
+        <w:top w:w="100.0" w:type="dxa"/>
+        <w:left w:w="100.0" w:type="dxa"/>
+        <w:bottom w:w="100.0" w:type="dxa"/>
+        <w:right w:w="100.0" w:type="dxa"/>
+      </w:tblCellMar>
     </w:tblPr>
   </w:style>
 </w:styles>
@@ -2646,4 +2663,19 @@
   </a:objectDefaults>
   <a:extraClrSchemeLst/>
 </a:theme>
+</file>
+
+<file path=customXML/item1.xml><?xml version="1.0" encoding="utf-8"?>
+<go:gDocsCustomXmlDataStorage xmlns:go="http://customooxmlschemas.google.com/" xmlns:r="http://schemas.openxmlformats.org/officeDocument/2006/relationships" uri="GoogleDocsCustomDataVersion2">
+  <go:docsCustomData xmlns:go="http://customooxmlschemas.google.com/" roundtripDataSignature="AMtx7mi16DFkV5qDEHd9qM8lMLYwW9AtnQ==">CgMxLjA4AHIhMWVrOUZBR2Y4SXRNU2hwdS1JQmxfb0oxM3BEamYyVFpu</go:docsCustomData>
+</go:gDocsCustomXmlDataStorage>
+</file>
+
+<file path=customXML/itemProps1.xml><?xml version="1.0" encoding="utf-8"?>
+<ds:datastoreItem xmlns:ds="http://schemas.openxmlformats.org/officeDocument/2006/customXml" ds:itemID="{11111111-1234-1234-1234-123412341234}">
+  <ds:schemaRefs>
+    <ds:schemaRef ds:uri="http://schemas.openxmlformats.org/officeDocument/2006/relationships"/>
+    <ds:schemaRef ds:uri="http://customooxmlschemas.google.com/"/>
+  </ds:schemaRefs>
+</ds:datastoreItem>
 </file>